--- a/Unsorted/Пушкин/восстановление/3. Пушкин. Восстановление.docx
+++ b/Unsorted/Пушкин/восстановление/3. Пушкин. Восстановление.docx
@@ -22,7 +22,29 @@
           <w:szCs w:val="24"/>
           <w:lang w:eastAsia="ru-RU"/>
         </w:rPr>
-        <w:t>ВОССТАНОВЛЕНИЕ ПУШКИНА: Научная реставрация и возвращение утраченного образ</w:t>
+        <w:t>Восстановление Пушкина</w:t>
+      </w:r>
+      <w:r>
+        <w:rPr>
+          <w:rFonts w:ascii="Times New Roman" w:eastAsia="Times New Roman" w:hAnsi="Times New Roman" w:cs="Times New Roman"/>
+          <w:b/>
+          <w:sz w:val="24"/>
+          <w:szCs w:val="24"/>
+          <w:lang w:eastAsia="ru-RU"/>
+        </w:rPr>
+        <w:t>.</w:t>
+      </w:r>
+      <w:bookmarkStart w:id="0" w:name="_GoBack"/>
+      <w:bookmarkEnd w:id="0"/>
+      <w:r>
+        <w:rPr>
+          <w:rFonts w:ascii="Times New Roman" w:eastAsia="Times New Roman" w:hAnsi="Times New Roman" w:cs="Times New Roman"/>
+          <w:b/>
+          <w:sz w:val="24"/>
+          <w:szCs w:val="24"/>
+          <w:lang w:eastAsia="ru-RU"/>
+        </w:rPr>
+        <w:t xml:space="preserve"> Научная реставрация и возвращение утраченного образ</w:t>
       </w:r>
       <w:r>
         <w:rPr>
@@ -75,7 +97,6 @@
         <w:jc w:val="both"/>
         <w:rPr>
           <w:rFonts w:ascii="Times New Roman" w:eastAsia="Times New Roman" w:hAnsi="Times New Roman" w:cs="Times New Roman"/>
-          <w:b/>
           <w:sz w:val="24"/>
           <w:szCs w:val="24"/>
           <w:lang w:eastAsia="ru-RU"/>
@@ -88,79 +109,88 @@
           <w:szCs w:val="24"/>
           <w:lang w:eastAsia="ru-RU"/>
         </w:rPr>
-        <w:t>Освобождение Пушкина в январе 1944 года ознаменовало начало длительного процесса возвращения ансамбля, пережившего разрушения войны и оккупации. Первые восстановительные действия были направлены на фиксацию утрат и учет сохранившихся элементов. Уже к декабрю 1944 года был составлен отчет о возвратившихся в пушкинские дворцы-музеи предметах дворцового убранства и архитектурной отделки</w:t>
-      </w:r>
-      <w:r>
-        <w:rPr>
-          <w:rFonts w:ascii="Times New Roman" w:eastAsia="Times New Roman" w:hAnsi="Times New Roman" w:cs="Times New Roman"/>
-          <w:sz w:val="24"/>
-          <w:szCs w:val="24"/>
-          <w:lang w:eastAsia="ru-RU"/>
-        </w:rPr>
-        <w:t>. Дневники</w:t>
-      </w:r>
-      <w:r>
-        <w:rPr>
-          <w:rFonts w:ascii="Times New Roman" w:eastAsia="Times New Roman" w:hAnsi="Times New Roman" w:cs="Times New Roman"/>
-          <w:sz w:val="24"/>
-          <w:szCs w:val="24"/>
-          <w:lang w:eastAsia="ru-RU"/>
-        </w:rPr>
-        <w:br/>
-      </w:r>
-      <w:r>
-        <w:rPr>
-          <w:rFonts w:ascii="Times New Roman" w:eastAsia="Times New Roman" w:hAnsi="Times New Roman" w:cs="Times New Roman"/>
-          <w:sz w:val="24"/>
-          <w:szCs w:val="24"/>
-          <w:lang w:eastAsia="ru-RU"/>
-        </w:rPr>
-        <w:t>Е</w:t>
-      </w:r>
-      <w:r>
-        <w:rPr>
-          <w:rFonts w:ascii="Times New Roman" w:eastAsia="Times New Roman" w:hAnsi="Times New Roman" w:cs="Times New Roman"/>
-          <w:sz w:val="24"/>
-          <w:szCs w:val="24"/>
-          <w:lang w:eastAsia="ru-RU"/>
-        </w:rPr>
-        <w:t>лены Сергеевны</w:t>
-      </w:r>
-      <w:r>
-        <w:rPr>
-          <w:rFonts w:ascii="Times New Roman" w:eastAsia="Times New Roman" w:hAnsi="Times New Roman" w:cs="Times New Roman"/>
-          <w:sz w:val="24"/>
-          <w:szCs w:val="24"/>
-          <w:lang w:eastAsia="ru-RU"/>
-        </w:rPr>
-        <w:t xml:space="preserve"> Гладковой 1944–1946 г</w:t>
-      </w:r>
-      <w:r>
-        <w:rPr>
-          <w:rFonts w:ascii="Times New Roman" w:eastAsia="Times New Roman" w:hAnsi="Times New Roman" w:cs="Times New Roman"/>
-          <w:sz w:val="24"/>
-          <w:szCs w:val="24"/>
-          <w:lang w:eastAsia="ru-RU"/>
-        </w:rPr>
-        <w:t>одов</w:t>
-      </w:r>
-      <w:r>
-        <w:rPr>
-          <w:rFonts w:ascii="Times New Roman" w:eastAsia="Times New Roman" w:hAnsi="Times New Roman" w:cs="Times New Roman"/>
-          <w:sz w:val="24"/>
-          <w:szCs w:val="24"/>
-          <w:lang w:eastAsia="ru-RU"/>
-        </w:rPr>
-        <w:t xml:space="preserve"> отражали каждодневную работу по обследованию залов и систематизаци</w:t>
-      </w:r>
-      <w:r>
-        <w:rPr>
-          <w:rFonts w:ascii="Times New Roman" w:eastAsia="Times New Roman" w:hAnsi="Times New Roman" w:cs="Times New Roman"/>
-          <w:sz w:val="24"/>
-          <w:szCs w:val="24"/>
-          <w:lang w:eastAsia="ru-RU"/>
-        </w:rPr>
-        <w:t>и найденных деталей.</w:t>
+        <w:t xml:space="preserve">Освобождение Пушкина в январе 1944 года ознаменовало начало длительного процесса возвращения ансамбля, пережившего разрушения войны и оккупации. </w:t>
+      </w:r>
+      <w:r>
+        <w:rPr>
+          <w:rFonts w:ascii="Times New Roman" w:eastAsia="Times New Roman" w:hAnsi="Times New Roman" w:cs="Times New Roman"/>
+          <w:sz w:val="24"/>
+          <w:szCs w:val="24"/>
+          <w:lang w:eastAsia="ru-RU"/>
+        </w:rPr>
+        <w:t>В первую очередь проводили</w:t>
+      </w:r>
+      <w:r>
+        <w:rPr>
+          <w:rFonts w:ascii="Times New Roman" w:eastAsia="Times New Roman" w:hAnsi="Times New Roman" w:cs="Times New Roman"/>
+          <w:sz w:val="24"/>
+          <w:szCs w:val="24"/>
+          <w:lang w:eastAsia="ru-RU"/>
+        </w:rPr>
+        <w:t xml:space="preserve"> фиксацию утрат и учет сохранившихся элементов. </w:t>
+      </w:r>
+      <w:r>
+        <w:rPr>
+          <w:rFonts w:ascii="Times New Roman" w:eastAsia="Times New Roman" w:hAnsi="Times New Roman" w:cs="Times New Roman"/>
+          <w:sz w:val="24"/>
+          <w:szCs w:val="24"/>
+          <w:lang w:eastAsia="ru-RU"/>
+        </w:rPr>
+        <w:t>В декабре</w:t>
+      </w:r>
+      <w:r>
+        <w:rPr>
+          <w:rFonts w:ascii="Times New Roman" w:eastAsia="Times New Roman" w:hAnsi="Times New Roman" w:cs="Times New Roman"/>
+          <w:sz w:val="24"/>
+          <w:szCs w:val="24"/>
+          <w:lang w:eastAsia="ru-RU"/>
+        </w:rPr>
+        <w:t xml:space="preserve"> 1944 года был</w:t>
+      </w:r>
+      <w:r>
+        <w:rPr>
+          <w:rFonts w:ascii="Times New Roman" w:eastAsia="Times New Roman" w:hAnsi="Times New Roman" w:cs="Times New Roman"/>
+          <w:sz w:val="24"/>
+          <w:szCs w:val="24"/>
+          <w:lang w:eastAsia="ru-RU"/>
+        </w:rPr>
+        <w:t>и</w:t>
+      </w:r>
+      <w:r>
+        <w:rPr>
+          <w:rFonts w:ascii="Times New Roman" w:eastAsia="Times New Roman" w:hAnsi="Times New Roman" w:cs="Times New Roman"/>
+          <w:sz w:val="24"/>
+          <w:szCs w:val="24"/>
+          <w:lang w:eastAsia="ru-RU"/>
+        </w:rPr>
+        <w:t xml:space="preserve"> </w:t>
+      </w:r>
+      <w:r>
+        <w:rPr>
+          <w:rFonts w:ascii="Times New Roman" w:eastAsia="Times New Roman" w:hAnsi="Times New Roman" w:cs="Times New Roman"/>
+          <w:sz w:val="24"/>
+          <w:szCs w:val="24"/>
+          <w:lang w:eastAsia="ru-RU"/>
+        </w:rPr>
+        <w:t>возвращены</w:t>
+      </w:r>
+      <w:r>
+        <w:rPr>
+          <w:rFonts w:ascii="Times New Roman" w:eastAsia="Times New Roman" w:hAnsi="Times New Roman" w:cs="Times New Roman"/>
+          <w:sz w:val="24"/>
+          <w:szCs w:val="24"/>
+          <w:lang w:eastAsia="ru-RU"/>
+        </w:rPr>
+        <w:t xml:space="preserve"> </w:t>
+      </w:r>
+      <w:r>
+        <w:rPr>
+          <w:rFonts w:ascii="Times New Roman" w:eastAsia="Times New Roman" w:hAnsi="Times New Roman" w:cs="Times New Roman"/>
+          <w:sz w:val="24"/>
+          <w:szCs w:val="24"/>
+          <w:lang w:eastAsia="ru-RU"/>
+        </w:rPr>
+        <w:t xml:space="preserve">из эвакуации музейные предметы. </w:t>
       </w:r>
     </w:p>
     <w:p>
@@ -182,74 +212,34 @@
           <w:szCs w:val="24"/>
           <w:lang w:eastAsia="ru-RU"/>
         </w:rPr>
-        <w:t xml:space="preserve">Первые послевоенные годы были посвящены расчистке интерьеров, консервации сохранившихся структур и подготовке к реставрации. Уборка строительного мусора в комнатах Екатерины II и работы по перекрытиям в Первой </w:t>
-      </w:r>
-      <w:proofErr w:type="spellStart"/>
-      <w:r>
-        <w:rPr>
-          <w:rFonts w:ascii="Times New Roman" w:eastAsia="Times New Roman" w:hAnsi="Times New Roman" w:cs="Times New Roman"/>
-          <w:sz w:val="24"/>
-          <w:szCs w:val="24"/>
-          <w:lang w:eastAsia="ru-RU"/>
-        </w:rPr>
-        <w:t>Антикамере</w:t>
-      </w:r>
-      <w:proofErr w:type="spellEnd"/>
-      <w:r>
-        <w:rPr>
-          <w:rFonts w:ascii="Times New Roman" w:eastAsia="Times New Roman" w:hAnsi="Times New Roman" w:cs="Times New Roman"/>
-          <w:sz w:val="24"/>
-          <w:szCs w:val="24"/>
-          <w:lang w:eastAsia="ru-RU"/>
-        </w:rPr>
-        <w:t xml:space="preserve"> демонстрируют переход от аварийных мер к восстановлению. Изучение сохранившихся декоративных элементов — </w:t>
-      </w:r>
-      <w:r>
-        <w:rPr>
-          <w:rFonts w:ascii="Times New Roman" w:eastAsia="Times New Roman" w:hAnsi="Times New Roman" w:cs="Times New Roman"/>
-          <w:sz w:val="24"/>
-          <w:szCs w:val="24"/>
-          <w:lang w:eastAsia="ru-RU"/>
-        </w:rPr>
-        <w:t xml:space="preserve">Е.С. </w:t>
-      </w:r>
-      <w:bookmarkStart w:id="0" w:name="_GoBack"/>
-      <w:bookmarkEnd w:id="0"/>
-      <w:r>
-        <w:rPr>
-          <w:rFonts w:ascii="Times New Roman" w:eastAsia="Times New Roman" w:hAnsi="Times New Roman" w:cs="Times New Roman"/>
-          <w:sz w:val="24"/>
-          <w:szCs w:val="24"/>
-          <w:lang w:eastAsia="ru-RU"/>
-        </w:rPr>
-        <w:t>Гладков</w:t>
-      </w:r>
-      <w:r>
-        <w:rPr>
-          <w:rFonts w:ascii="Times New Roman" w:eastAsia="Times New Roman" w:hAnsi="Times New Roman" w:cs="Times New Roman"/>
-          <w:sz w:val="24"/>
-          <w:szCs w:val="24"/>
-          <w:lang w:eastAsia="ru-RU"/>
-        </w:rPr>
-        <w:t>а за разборкой золочёной резьбы</w:t>
-      </w:r>
-      <w:r>
-        <w:rPr>
-          <w:rFonts w:ascii="Times New Roman" w:eastAsia="Times New Roman" w:hAnsi="Times New Roman" w:cs="Times New Roman"/>
-          <w:sz w:val="24"/>
-          <w:szCs w:val="24"/>
-          <w:lang w:eastAsia="ru-RU"/>
-        </w:rPr>
-        <w:t xml:space="preserve"> — стало основой научной реконструкции</w:t>
-      </w:r>
-      <w:r>
-        <w:rPr>
-          <w:rFonts w:ascii="Times New Roman" w:eastAsia="Times New Roman" w:hAnsi="Times New Roman" w:cs="Times New Roman"/>
-          <w:sz w:val="24"/>
-          <w:szCs w:val="24"/>
-          <w:lang w:eastAsia="ru-RU"/>
-        </w:rPr>
-        <w:t xml:space="preserve"> художественного облика дворца.</w:t>
+        <w:t>Первые послевоенные годы были посвящены расчистке интерьеров, консервации сохранившихся структур и подготовке к реставрации. Изучение сохранившихся декоративных элементов стало основой научной реконструкции</w:t>
+      </w:r>
+      <w:r>
+        <w:rPr>
+          <w:rFonts w:ascii="Times New Roman" w:eastAsia="Times New Roman" w:hAnsi="Times New Roman" w:cs="Times New Roman"/>
+          <w:sz w:val="24"/>
+          <w:szCs w:val="24"/>
+          <w:lang w:eastAsia="ru-RU"/>
+        </w:rPr>
+        <w:t xml:space="preserve"> художественного облика дворцов</w:t>
+      </w:r>
+      <w:r>
+        <w:rPr>
+          <w:rFonts w:ascii="Times New Roman" w:eastAsia="Times New Roman" w:hAnsi="Times New Roman" w:cs="Times New Roman"/>
+          <w:sz w:val="24"/>
+          <w:szCs w:val="24"/>
+          <w:lang w:eastAsia="ru-RU"/>
+        </w:rPr>
+        <w:t>.</w:t>
+      </w:r>
+      <w:r>
+        <w:rPr>
+          <w:rFonts w:ascii="Times New Roman" w:eastAsia="Times New Roman" w:hAnsi="Times New Roman" w:cs="Times New Roman"/>
+          <w:sz w:val="24"/>
+          <w:szCs w:val="24"/>
+          <w:lang w:eastAsia="ru-RU"/>
+        </w:rPr>
+        <w:t xml:space="preserve"> </w:t>
       </w:r>
     </w:p>
     <w:p>
@@ -307,52 +297,34 @@
           <w:szCs w:val="24"/>
           <w:lang w:eastAsia="ru-RU"/>
         </w:rPr>
-        <w:t xml:space="preserve"> зафиксировали планировочные структуры и решения по фасадам и интерьерам. Установка металл</w:t>
-      </w:r>
-      <w:r>
-        <w:rPr>
-          <w:rFonts w:ascii="Times New Roman" w:eastAsia="Times New Roman" w:hAnsi="Times New Roman" w:cs="Times New Roman"/>
-          <w:sz w:val="24"/>
-          <w:szCs w:val="24"/>
-          <w:lang w:eastAsia="ru-RU"/>
-        </w:rPr>
-        <w:t>ических ферм над Большим залом</w:t>
-      </w:r>
-      <w:r>
-        <w:rPr>
-          <w:rFonts w:ascii="Times New Roman" w:eastAsia="Times New Roman" w:hAnsi="Times New Roman" w:cs="Times New Roman"/>
-          <w:sz w:val="24"/>
-          <w:szCs w:val="24"/>
-          <w:lang w:eastAsia="ru-RU"/>
-        </w:rPr>
-        <w:t xml:space="preserve">, а также перспективы фасадов в процессе реставрации 1959–1960 </w:t>
-      </w:r>
-      <w:r>
-        <w:rPr>
-          <w:rFonts w:ascii="Times New Roman" w:eastAsia="Times New Roman" w:hAnsi="Times New Roman" w:cs="Times New Roman"/>
-          <w:sz w:val="24"/>
-          <w:szCs w:val="24"/>
-          <w:lang w:eastAsia="ru-RU"/>
-        </w:rPr>
-        <w:t>годов</w:t>
-      </w:r>
-      <w:r>
-        <w:rPr>
-          <w:rFonts w:ascii="Times New Roman" w:eastAsia="Times New Roman" w:hAnsi="Times New Roman" w:cs="Times New Roman"/>
-          <w:sz w:val="24"/>
-          <w:szCs w:val="24"/>
-          <w:lang w:eastAsia="ru-RU"/>
-        </w:rPr>
-        <w:t xml:space="preserve"> свидетельствовали о воз</w:t>
-      </w:r>
-      <w:r>
-        <w:rPr>
-          <w:rFonts w:ascii="Times New Roman" w:eastAsia="Times New Roman" w:hAnsi="Times New Roman" w:cs="Times New Roman"/>
-          <w:sz w:val="24"/>
-          <w:szCs w:val="24"/>
-          <w:lang w:eastAsia="ru-RU"/>
-        </w:rPr>
-        <w:t>вращении архитектурного объема.</w:t>
+        <w:t xml:space="preserve"> зафиксировали планировочные структуры и решения по фасадам и интерьерам. </w:t>
+      </w:r>
+      <w:r>
+        <w:rPr>
+          <w:rFonts w:ascii="Times New Roman" w:eastAsia="Times New Roman" w:hAnsi="Times New Roman" w:cs="Times New Roman"/>
+          <w:sz w:val="24"/>
+          <w:szCs w:val="24"/>
+          <w:lang w:eastAsia="ru-RU"/>
+        </w:rPr>
+        <w:t xml:space="preserve"> </w:t>
+      </w:r>
+      <w:r>
+        <w:rPr>
+          <w:rFonts w:ascii="Times New Roman" w:eastAsia="Times New Roman" w:hAnsi="Times New Roman" w:cs="Times New Roman"/>
+          <w:sz w:val="24"/>
+          <w:szCs w:val="24"/>
+          <w:lang w:eastAsia="ru-RU"/>
+        </w:rPr>
+        <w:t>В 1957 году власти приняли решение о полном восстановлении дворцового комплекса</w:t>
+      </w:r>
+      <w:r>
+        <w:rPr>
+          <w:rFonts w:ascii="Times New Roman" w:eastAsia="Times New Roman" w:hAnsi="Times New Roman" w:cs="Times New Roman"/>
+          <w:sz w:val="24"/>
+          <w:szCs w:val="24"/>
+          <w:lang w:eastAsia="ru-RU"/>
+        </w:rPr>
+        <w:t xml:space="preserve">. </w:t>
       </w:r>
     </w:p>
     <w:p>
@@ -374,34 +346,7 @@
           <w:szCs w:val="24"/>
           <w:lang w:eastAsia="ru-RU"/>
         </w:rPr>
-        <w:t>Восстановление интерьеров осуществлялось поэтапно: Зеленая столовая в процессе реставрации</w:t>
-      </w:r>
-      <w:r>
-        <w:rPr>
-          <w:rFonts w:ascii="Times New Roman" w:eastAsia="Times New Roman" w:hAnsi="Times New Roman" w:cs="Times New Roman"/>
-          <w:sz w:val="24"/>
-          <w:szCs w:val="24"/>
-          <w:lang w:eastAsia="ru-RU"/>
-        </w:rPr>
-        <w:t>, а затем после завершения</w:t>
-      </w:r>
-      <w:r>
-        <w:rPr>
-          <w:rFonts w:ascii="Times New Roman" w:eastAsia="Times New Roman" w:hAnsi="Times New Roman" w:cs="Times New Roman"/>
-          <w:sz w:val="24"/>
-          <w:szCs w:val="24"/>
-          <w:lang w:eastAsia="ru-RU"/>
-        </w:rPr>
-        <w:t xml:space="preserve"> иллюстрирует возвращение художественной среды. Работы продолжались в 1960-е годы: позолота деталей часов для Парадной лестницы, скульптурные модели для мраморных элементов, воссоздание изразцов и паркета Картинного зала. Завершение этапа ознаменовало откры</w:t>
-      </w:r>
-      <w:r>
-        <w:rPr>
-          <w:rFonts w:ascii="Times New Roman" w:eastAsia="Times New Roman" w:hAnsi="Times New Roman" w:cs="Times New Roman"/>
-          <w:sz w:val="24"/>
-          <w:szCs w:val="24"/>
-          <w:lang w:eastAsia="ru-RU"/>
-        </w:rPr>
-        <w:t>тие Картинного зала в 1967 году.</w:t>
+        <w:t>Реставраторы вернули обстановку личных комнат Павла I, Китайской голубой гостиной, Опочивальни Марии Фёдоровны и других дворцовых залов.</w:t>
       </w:r>
     </w:p>
     <w:p>
@@ -423,34 +368,7 @@
           <w:szCs w:val="24"/>
           <w:lang w:eastAsia="ru-RU"/>
         </w:rPr>
-        <w:t>Работы продолжались и в 1970-е годы: группа художников-реставраторов, созда</w:t>
-      </w:r>
-      <w:r>
-        <w:rPr>
-          <w:rFonts w:ascii="Times New Roman" w:eastAsia="Times New Roman" w:hAnsi="Times New Roman" w:cs="Times New Roman"/>
-          <w:sz w:val="24"/>
-          <w:szCs w:val="24"/>
-          <w:lang w:eastAsia="ru-RU"/>
-        </w:rPr>
-        <w:t>ющих резной декор Большого зала</w:t>
-      </w:r>
-      <w:r>
-        <w:rPr>
-          <w:rFonts w:ascii="Times New Roman" w:eastAsia="Times New Roman" w:hAnsi="Times New Roman" w:cs="Times New Roman"/>
-          <w:sz w:val="24"/>
-          <w:szCs w:val="24"/>
-          <w:lang w:eastAsia="ru-RU"/>
-        </w:rPr>
-        <w:t xml:space="preserve"> отражает восстановление ключевого парадного интерьера, сформировавшего ц</w:t>
-      </w:r>
-      <w:r>
-        <w:rPr>
-          <w:rFonts w:ascii="Times New Roman" w:eastAsia="Times New Roman" w:hAnsi="Times New Roman" w:cs="Times New Roman"/>
-          <w:sz w:val="24"/>
-          <w:szCs w:val="24"/>
-          <w:lang w:eastAsia="ru-RU"/>
-        </w:rPr>
-        <w:t>ентральное пространство дворца.</w:t>
+        <w:t>Первые залы встретили посетителей уже в 1959 году, однако реставрация дворца продолжается по сей день.</w:t>
       </w:r>
     </w:p>
     <w:p>
@@ -472,44 +390,133 @@
           <w:szCs w:val="24"/>
           <w:lang w:eastAsia="ru-RU"/>
         </w:rPr>
-        <w:t>В 1980-е годы значительная часть реставрационных усилий была направлена на объекты парковой архитектуры. Маркировочные схемы, обмеры и реставрация декоративных элементов купола павильона «Грот» 1985–1986 г</w:t>
-      </w:r>
-      <w:r>
-        <w:rPr>
-          <w:rFonts w:ascii="Times New Roman" w:eastAsia="Times New Roman" w:hAnsi="Times New Roman" w:cs="Times New Roman"/>
-          <w:sz w:val="24"/>
-          <w:szCs w:val="24"/>
-          <w:lang w:eastAsia="ru-RU"/>
-        </w:rPr>
-        <w:t>одов</w:t>
-      </w:r>
-      <w:r>
-        <w:rPr>
-          <w:rFonts w:ascii="Times New Roman" w:eastAsia="Times New Roman" w:hAnsi="Times New Roman" w:cs="Times New Roman"/>
-          <w:sz w:val="24"/>
-          <w:szCs w:val="24"/>
-          <w:lang w:eastAsia="ru-RU"/>
-        </w:rPr>
-        <w:t xml:space="preserve"> — включая «Маску Тритона», «Раковины» и «струи на ребрах купола» — демонстрируют точность научного </w:t>
-      </w:r>
-      <w:r>
-        <w:rPr>
-          <w:rFonts w:ascii="Times New Roman" w:eastAsia="Times New Roman" w:hAnsi="Times New Roman" w:cs="Times New Roman"/>
-          <w:sz w:val="24"/>
-          <w:szCs w:val="24"/>
-          <w:lang w:eastAsia="ru-RU"/>
-        </w:rPr>
-        <w:lastRenderedPageBreak/>
-        <w:t>подхода и воссоздание резного убранства. Эти материалы фиксируют этап, когда павильон получил восста</w:t>
-      </w:r>
-      <w:r>
-        <w:rPr>
-          <w:rFonts w:ascii="Times New Roman" w:eastAsia="Times New Roman" w:hAnsi="Times New Roman" w:cs="Times New Roman"/>
-          <w:sz w:val="24"/>
-          <w:szCs w:val="24"/>
-          <w:lang w:eastAsia="ru-RU"/>
-        </w:rPr>
-        <w:t>новленный художественный облик.</w:t>
+        <w:t>В</w:t>
+      </w:r>
+      <w:r>
+        <w:rPr>
+          <w:rFonts w:ascii="Times New Roman" w:eastAsia="Times New Roman" w:hAnsi="Times New Roman" w:cs="Times New Roman"/>
+          <w:sz w:val="24"/>
+          <w:szCs w:val="24"/>
+          <w:lang w:eastAsia="ru-RU"/>
+        </w:rPr>
+        <w:t xml:space="preserve"> 1967 году </w:t>
+      </w:r>
+      <w:r>
+        <w:rPr>
+          <w:rFonts w:ascii="Times New Roman" w:eastAsia="Times New Roman" w:hAnsi="Times New Roman" w:cs="Times New Roman"/>
+          <w:sz w:val="24"/>
+          <w:szCs w:val="24"/>
+          <w:lang w:eastAsia="ru-RU"/>
+        </w:rPr>
+        <w:t>открыт после реставрации</w:t>
+      </w:r>
+      <w:r>
+        <w:rPr>
+          <w:rFonts w:ascii="Times New Roman" w:eastAsia="Times New Roman" w:hAnsi="Times New Roman" w:cs="Times New Roman"/>
+          <w:sz w:val="24"/>
+          <w:szCs w:val="24"/>
+          <w:lang w:eastAsia="ru-RU"/>
+        </w:rPr>
+        <w:t xml:space="preserve"> </w:t>
+      </w:r>
+      <w:r>
+        <w:rPr>
+          <w:rFonts w:ascii="Times New Roman" w:eastAsia="Times New Roman" w:hAnsi="Times New Roman" w:cs="Times New Roman"/>
+          <w:sz w:val="24"/>
+          <w:szCs w:val="24"/>
+          <w:lang w:eastAsia="ru-RU"/>
+        </w:rPr>
+        <w:t>Картинный зал</w:t>
+      </w:r>
+      <w:r>
+        <w:rPr>
+          <w:rFonts w:ascii="Times New Roman" w:eastAsia="Times New Roman" w:hAnsi="Times New Roman" w:cs="Times New Roman"/>
+          <w:sz w:val="24"/>
+          <w:szCs w:val="24"/>
+          <w:lang w:eastAsia="ru-RU"/>
+        </w:rPr>
+        <w:t>.</w:t>
+      </w:r>
+      <w:r>
+        <w:rPr>
+          <w:rFonts w:ascii="Times New Roman" w:eastAsia="Times New Roman" w:hAnsi="Times New Roman" w:cs="Times New Roman"/>
+          <w:sz w:val="24"/>
+          <w:szCs w:val="24"/>
+          <w:lang w:eastAsia="ru-RU"/>
+        </w:rPr>
+        <w:t xml:space="preserve"> В 1970-е годы</w:t>
+      </w:r>
+      <w:r>
+        <w:rPr>
+          <w:rFonts w:ascii="Times New Roman" w:eastAsia="Times New Roman" w:hAnsi="Times New Roman" w:cs="Times New Roman"/>
+          <w:sz w:val="24"/>
+          <w:szCs w:val="24"/>
+          <w:lang w:eastAsia="ru-RU"/>
+        </w:rPr>
+        <w:t xml:space="preserve"> </w:t>
+      </w:r>
+      <w:r>
+        <w:rPr>
+          <w:rFonts w:ascii="Times New Roman" w:eastAsia="Times New Roman" w:hAnsi="Times New Roman" w:cs="Times New Roman"/>
+          <w:sz w:val="24"/>
+          <w:szCs w:val="24"/>
+          <w:lang w:eastAsia="ru-RU"/>
+        </w:rPr>
+        <w:t xml:space="preserve">продолжилась </w:t>
+      </w:r>
+      <w:r>
+        <w:rPr>
+          <w:rFonts w:ascii="Times New Roman" w:eastAsia="Times New Roman" w:hAnsi="Times New Roman" w:cs="Times New Roman"/>
+          <w:sz w:val="24"/>
+          <w:szCs w:val="24"/>
+          <w:lang w:eastAsia="ru-RU"/>
+        </w:rPr>
+        <w:t>работа над резным</w:t>
+      </w:r>
+      <w:r>
+        <w:rPr>
+          <w:rFonts w:ascii="Times New Roman" w:eastAsia="Times New Roman" w:hAnsi="Times New Roman" w:cs="Times New Roman"/>
+          <w:sz w:val="24"/>
+          <w:szCs w:val="24"/>
+          <w:lang w:eastAsia="ru-RU"/>
+        </w:rPr>
+        <w:t xml:space="preserve"> декор</w:t>
+      </w:r>
+      <w:r>
+        <w:rPr>
+          <w:rFonts w:ascii="Times New Roman" w:eastAsia="Times New Roman" w:hAnsi="Times New Roman" w:cs="Times New Roman"/>
+          <w:sz w:val="24"/>
+          <w:szCs w:val="24"/>
+          <w:lang w:eastAsia="ru-RU"/>
+        </w:rPr>
+        <w:t>ом</w:t>
+      </w:r>
+      <w:r>
+        <w:rPr>
+          <w:rFonts w:ascii="Times New Roman" w:eastAsia="Times New Roman" w:hAnsi="Times New Roman" w:cs="Times New Roman"/>
+          <w:sz w:val="24"/>
+          <w:szCs w:val="24"/>
+          <w:lang w:eastAsia="ru-RU"/>
+        </w:rPr>
+        <w:t xml:space="preserve"> Большого зала</w:t>
+      </w:r>
+      <w:r>
+        <w:rPr>
+          <w:rFonts w:ascii="Times New Roman" w:eastAsia="Times New Roman" w:hAnsi="Times New Roman" w:cs="Times New Roman"/>
+          <w:sz w:val="24"/>
+          <w:szCs w:val="24"/>
+          <w:lang w:eastAsia="ru-RU"/>
+        </w:rPr>
+        <w:t xml:space="preserve">. </w:t>
+      </w:r>
+      <w:r>
+        <w:rPr>
+          <w:rFonts w:ascii="Times New Roman" w:eastAsia="Times New Roman" w:hAnsi="Times New Roman" w:cs="Times New Roman"/>
+          <w:sz w:val="24"/>
+          <w:szCs w:val="24"/>
+          <w:lang w:eastAsia="ru-RU"/>
+        </w:rPr>
+        <w:t xml:space="preserve"> </w:t>
       </w:r>
     </w:p>
     <w:p>
@@ -531,25 +538,7 @@
           <w:szCs w:val="24"/>
           <w:lang w:eastAsia="ru-RU"/>
         </w:rPr>
-        <w:t xml:space="preserve">В 1990-е годы </w:t>
-      </w:r>
-      <w:r>
-        <w:rPr>
-          <w:rFonts w:ascii="Times New Roman" w:eastAsia="Times New Roman" w:hAnsi="Times New Roman" w:cs="Times New Roman"/>
-          <w:sz w:val="24"/>
-          <w:szCs w:val="24"/>
-          <w:lang w:eastAsia="ru-RU"/>
-        </w:rPr>
-        <w:t>процесс реставрации столкнулся с множеством проблем</w:t>
-      </w:r>
-      <w:r>
-        <w:rPr>
-          <w:rFonts w:ascii="Times New Roman" w:eastAsia="Times New Roman" w:hAnsi="Times New Roman" w:cs="Times New Roman"/>
-          <w:sz w:val="24"/>
-          <w:szCs w:val="24"/>
-          <w:lang w:eastAsia="ru-RU"/>
-        </w:rPr>
-        <w:t>: отсутствие стабильного финансирования, необходимость повторного обследования конструкций и обновления проектных решений. Тем не менее работы продолжались, опираясь на ранее созданные архивные комплексы, реставрационные задания и выверенные методики.</w:t>
+        <w:t xml:space="preserve">В 1980-е годы значительная часть реставрационных усилий была направлена на объекты парковой архитектуры. </w:t>
       </w:r>
     </w:p>
     <w:p>
@@ -571,16 +560,175 @@
           <w:szCs w:val="24"/>
           <w:lang w:eastAsia="ru-RU"/>
         </w:rPr>
-        <w:t>Возрождённые интерьеры, фасады и павильоны стали подтверждением преемственности реставрационной школы и сохранения</w:t>
-      </w:r>
-      <w:r>
-        <w:rPr>
-          <w:rFonts w:ascii="Times New Roman" w:eastAsia="Times New Roman" w:hAnsi="Times New Roman" w:cs="Times New Roman"/>
-          <w:sz w:val="24"/>
-          <w:szCs w:val="24"/>
-          <w:lang w:eastAsia="ru-RU"/>
-        </w:rPr>
-        <w:t xml:space="preserve"> культурного значения ансамбля.</w:t>
+        <w:t>В 1990-е годы процесс реставрации столкнулся с множеством проблем: отсутствие стабильного финансирования, необходимость повторного обследования конструкций и обновления проектных решений. Тем не менее работы продолжались, опираясь на ранее созданные архивные комплексы, реставрационные задания и выверенные методики.</w:t>
+      </w:r>
+    </w:p>
+    <w:p>
+      <w:pPr>
+        <w:spacing w:after="0" w:line="360" w:lineRule="auto"/>
+        <w:ind w:firstLine="709"/>
+        <w:jc w:val="both"/>
+        <w:rPr>
+          <w:rFonts w:ascii="Times New Roman" w:eastAsia="Times New Roman" w:hAnsi="Times New Roman" w:cs="Times New Roman"/>
+          <w:sz w:val="24"/>
+          <w:szCs w:val="24"/>
+          <w:lang w:eastAsia="ru-RU"/>
+        </w:rPr>
+      </w:pPr>
+      <w:r>
+        <w:rPr>
+          <w:rFonts w:ascii="Times New Roman" w:eastAsia="Times New Roman" w:hAnsi="Times New Roman" w:cs="Times New Roman"/>
+          <w:sz w:val="24"/>
+          <w:szCs w:val="24"/>
+          <w:lang w:eastAsia="ru-RU"/>
+        </w:rPr>
+        <w:t>Одной</w:t>
+      </w:r>
+      <w:r>
+        <w:rPr>
+          <w:rFonts w:ascii="Times New Roman" w:eastAsia="Times New Roman" w:hAnsi="Times New Roman" w:cs="Times New Roman"/>
+          <w:sz w:val="24"/>
+          <w:szCs w:val="24"/>
+          <w:lang w:eastAsia="ru-RU"/>
+        </w:rPr>
+        <w:t xml:space="preserve"> из самых больших культурологических потерь войны </w:t>
+      </w:r>
+      <w:r>
+        <w:rPr>
+          <w:rFonts w:ascii="Times New Roman" w:eastAsia="Times New Roman" w:hAnsi="Times New Roman" w:cs="Times New Roman"/>
+          <w:sz w:val="24"/>
+          <w:szCs w:val="24"/>
+          <w:lang w:eastAsia="ru-RU"/>
+        </w:rPr>
+        <w:t xml:space="preserve">стала </w:t>
+      </w:r>
+      <w:r>
+        <w:rPr>
+          <w:rFonts w:ascii="Times New Roman" w:eastAsia="Times New Roman" w:hAnsi="Times New Roman" w:cs="Times New Roman"/>
+          <w:sz w:val="24"/>
+          <w:szCs w:val="24"/>
+          <w:lang w:eastAsia="ru-RU"/>
+        </w:rPr>
+        <w:t xml:space="preserve">бесследно пропавшая </w:t>
+      </w:r>
+      <w:r>
+        <w:rPr>
+          <w:rFonts w:ascii="Times New Roman" w:eastAsia="Times New Roman" w:hAnsi="Times New Roman" w:cs="Times New Roman"/>
+          <w:sz w:val="24"/>
+          <w:szCs w:val="24"/>
+          <w:lang w:eastAsia="ru-RU"/>
+        </w:rPr>
+        <w:t xml:space="preserve">из Екатерининского дворца </w:t>
+      </w:r>
+      <w:r>
+        <w:rPr>
+          <w:rFonts w:ascii="Times New Roman" w:eastAsia="Times New Roman" w:hAnsi="Times New Roman" w:cs="Times New Roman"/>
+          <w:sz w:val="24"/>
+          <w:szCs w:val="24"/>
+          <w:lang w:eastAsia="ru-RU"/>
+        </w:rPr>
+        <w:t>Янтарная комната. Лишь в 2000-х в Россию вернулись ее небольшие фрагменты, но основную часть пришлось полностью воссоздавать - работы завершились в 2003 году.</w:t>
+      </w:r>
+      <w:r>
+        <w:rPr>
+          <w:rFonts w:ascii="Times New Roman" w:eastAsia="Times New Roman" w:hAnsi="Times New Roman" w:cs="Times New Roman"/>
+          <w:sz w:val="24"/>
+          <w:szCs w:val="24"/>
+          <w:lang w:eastAsia="ru-RU"/>
+        </w:rPr>
+        <w:t xml:space="preserve"> </w:t>
+      </w:r>
+    </w:p>
+    <w:p>
+      <w:pPr>
+        <w:spacing w:after="0" w:line="360" w:lineRule="auto"/>
+        <w:ind w:firstLine="709"/>
+        <w:jc w:val="both"/>
+        <w:rPr>
+          <w:rFonts w:ascii="Times New Roman" w:eastAsia="Times New Roman" w:hAnsi="Times New Roman" w:cs="Times New Roman"/>
+          <w:sz w:val="24"/>
+          <w:szCs w:val="24"/>
+          <w:lang w:eastAsia="ru-RU"/>
+        </w:rPr>
+      </w:pPr>
+      <w:r>
+        <w:rPr>
+          <w:rFonts w:ascii="Times New Roman" w:eastAsia="Times New Roman" w:hAnsi="Times New Roman" w:cs="Times New Roman"/>
+          <w:sz w:val="24"/>
+          <w:szCs w:val="24"/>
+          <w:lang w:eastAsia="ru-RU"/>
+        </w:rPr>
+        <w:t xml:space="preserve">В 2019 году отреставрировали церковь Воскресения Христова – архитектурный шедевр XVIII века, созданный по проекту </w:t>
+      </w:r>
+      <w:proofErr w:type="spellStart"/>
+      <w:r>
+        <w:rPr>
+          <w:rFonts w:ascii="Times New Roman" w:eastAsia="Times New Roman" w:hAnsi="Times New Roman" w:cs="Times New Roman"/>
+          <w:sz w:val="24"/>
+          <w:szCs w:val="24"/>
+          <w:lang w:eastAsia="ru-RU"/>
+        </w:rPr>
+        <w:t>Франческо</w:t>
+      </w:r>
+      <w:proofErr w:type="spellEnd"/>
+      <w:r>
+        <w:rPr>
+          <w:rFonts w:ascii="Times New Roman" w:eastAsia="Times New Roman" w:hAnsi="Times New Roman" w:cs="Times New Roman"/>
+          <w:sz w:val="24"/>
+          <w:szCs w:val="24"/>
+          <w:lang w:eastAsia="ru-RU"/>
+        </w:rPr>
+        <w:t xml:space="preserve"> Растрелли. Её интерьер серьёзно </w:t>
+      </w:r>
+      <w:r>
+        <w:rPr>
+          <w:rFonts w:ascii="Times New Roman" w:eastAsia="Times New Roman" w:hAnsi="Times New Roman" w:cs="Times New Roman"/>
+          <w:sz w:val="24"/>
+          <w:szCs w:val="24"/>
+          <w:lang w:eastAsia="ru-RU"/>
+        </w:rPr>
+        <w:lastRenderedPageBreak/>
+        <w:t>пострадал. Оккупанты вырезали живописные холсты икон из рам и центральную часть плафона.</w:t>
+      </w:r>
+    </w:p>
+    <w:p>
+      <w:pPr>
+        <w:spacing w:after="0" w:line="360" w:lineRule="auto"/>
+        <w:ind w:firstLine="709"/>
+        <w:jc w:val="both"/>
+        <w:rPr>
+          <w:rFonts w:ascii="Times New Roman" w:eastAsia="Times New Roman" w:hAnsi="Times New Roman" w:cs="Times New Roman"/>
+          <w:sz w:val="24"/>
+          <w:szCs w:val="24"/>
+          <w:lang w:eastAsia="ru-RU"/>
+        </w:rPr>
+      </w:pPr>
+      <w:r>
+        <w:rPr>
+          <w:rFonts w:ascii="Times New Roman" w:eastAsia="Times New Roman" w:hAnsi="Times New Roman" w:cs="Times New Roman"/>
+          <w:sz w:val="24"/>
+          <w:szCs w:val="24"/>
+          <w:lang w:eastAsia="ru-RU"/>
+        </w:rPr>
+        <w:t>Главное событие 2024 года – открытие в декабре личных интерьеров Екатерины II в Зубовском флигеле Екатерининского дворца. Декоративная отделка этих изысканных интерьеров была утрачена во время Великой Отечественной войны. Мастера в</w:t>
+      </w:r>
+      <w:r>
+        <w:rPr>
+          <w:rFonts w:ascii="Times New Roman" w:eastAsia="Times New Roman" w:hAnsi="Times New Roman" w:cs="Times New Roman"/>
+          <w:sz w:val="24"/>
+          <w:szCs w:val="24"/>
+          <w:lang w:eastAsia="ru-RU"/>
+        </w:rPr>
+        <w:t xml:space="preserve">озродили 8 интерьеров за 5 лет. </w:t>
+      </w:r>
+      <w:r>
+        <w:rPr>
+          <w:rFonts w:ascii="Times New Roman" w:eastAsia="Times New Roman" w:hAnsi="Times New Roman" w:cs="Times New Roman"/>
+          <w:sz w:val="24"/>
+          <w:szCs w:val="24"/>
+          <w:lang w:eastAsia="ru-RU"/>
+        </w:rPr>
+        <w:t>Воссоздание элементов декора личных комнат Екатерины II продолжается. В полном блеске декоративной отделки интерьеры Зубовского флигеля предстанут в 2026 году – после монтажа лаковых панно в Китайском зале.</w:t>
       </w:r>
     </w:p>
     <w:p>
@@ -596,7 +744,7 @@
           <w:szCs w:val="24"/>
           <w:lang w:eastAsia="ru-RU"/>
         </w:rPr>
-        <w:t xml:space="preserve">К рубежу 2000 года Пушкин вошел как восстановленный историко-художественный комплекс, где архитектурная среда, декоративные ансамбли и ландшафтные структуры были возвращены в научно обоснованном виде. Материалы ГМЗ «Царское Село» и проектно-техническая документация ЦГАНТД СПб позволяют проследить этот путь — от </w:t>
+        <w:t xml:space="preserve">Материалы ГМЗ «Царское Село» и проектно-техническая документация ЦГАНТД СПб позволяют проследить этот путь — от </w:t>
       </w:r>
       <w:r>
         <w:rPr>
@@ -1048,6 +1196,36 @@
     <w:semiHidden/>
     <w:unhideWhenUsed/>
   </w:style>
+  <w:style w:type="paragraph" w:styleId="a3">
+    <w:name w:val="Balloon Text"/>
+    <w:basedOn w:val="a"/>
+    <w:link w:val="a4"/>
+    <w:uiPriority w:val="99"/>
+    <w:semiHidden/>
+    <w:unhideWhenUsed/>
+    <w:rsid w:val="000A394B"/>
+    <w:pPr>
+      <w:spacing w:after="0" w:line="240" w:lineRule="auto"/>
+    </w:pPr>
+    <w:rPr>
+      <w:rFonts w:ascii="Segoe UI" w:hAnsi="Segoe UI" w:cs="Segoe UI"/>
+      <w:sz w:val="18"/>
+      <w:szCs w:val="18"/>
+    </w:rPr>
+  </w:style>
+  <w:style w:type="character" w:customStyle="1" w:styleId="a4">
+    <w:name w:val="Текст выноски Знак"/>
+    <w:basedOn w:val="a0"/>
+    <w:link w:val="a3"/>
+    <w:uiPriority w:val="99"/>
+    <w:semiHidden/>
+    <w:rsid w:val="000A394B"/>
+    <w:rPr>
+      <w:rFonts w:ascii="Segoe UI" w:hAnsi="Segoe UI" w:cs="Segoe UI"/>
+      <w:sz w:val="18"/>
+      <w:szCs w:val="18"/>
+    </w:rPr>
+  </w:style>
 </w:styles>
 </file>
 

--- a/Unsorted/Пушкин/восстановление/3. Пушкин. Восстановление.docx
+++ b/Unsorted/Пушкин/восстановление/3. Пушкин. Восстановление.docx
@@ -34,8 +34,6 @@
         </w:rPr>
         <w:t>.</w:t>
       </w:r>
-      <w:bookmarkStart w:id="0" w:name="_GoBack"/>
-      <w:bookmarkEnd w:id="0"/>
       <w:r>
         <w:rPr>
           <w:rFonts w:ascii="Times New Roman" w:eastAsia="Times New Roman" w:hAnsi="Times New Roman" w:cs="Times New Roman"/>
@@ -109,7 +107,25 @@
           <w:szCs w:val="24"/>
           <w:lang w:eastAsia="ru-RU"/>
         </w:rPr>
-        <w:t xml:space="preserve">Освобождение Пушкина в январе 1944 года ознаменовало начало длительного процесса возвращения ансамбля, пережившего разрушения войны и оккупации. </w:t>
+        <w:t xml:space="preserve">Освобождение Пушкина в январе 1944 года </w:t>
+      </w:r>
+      <w:r>
+        <w:rPr>
+          <w:rFonts w:ascii="Times New Roman" w:eastAsia="Times New Roman" w:hAnsi="Times New Roman" w:cs="Times New Roman"/>
+          <w:sz w:val="24"/>
+          <w:szCs w:val="24"/>
+          <w:lang w:eastAsia="ru-RU"/>
+        </w:rPr>
+        <w:t>положило начало</w:t>
+      </w:r>
+      <w:r>
+        <w:rPr>
+          <w:rFonts w:ascii="Times New Roman" w:eastAsia="Times New Roman" w:hAnsi="Times New Roman" w:cs="Times New Roman"/>
+          <w:sz w:val="24"/>
+          <w:szCs w:val="24"/>
+          <w:lang w:eastAsia="ru-RU"/>
+        </w:rPr>
+        <w:t xml:space="preserve"> длительного процесса возвращения ансамбля, пережившего разрушения войны и оккупации. </w:t>
       </w:r>
       <w:r>
         <w:rPr>
@@ -127,7 +143,25 @@
           <w:szCs w:val="24"/>
           <w:lang w:eastAsia="ru-RU"/>
         </w:rPr>
-        <w:t xml:space="preserve"> фиксацию утрат и учет сохранившихся элементов. </w:t>
+        <w:t xml:space="preserve"> фиксацию утрат и учет сохранившихся элементов</w:t>
+      </w:r>
+      <w:r>
+        <w:rPr>
+          <w:rFonts w:ascii="Times New Roman" w:eastAsia="Times New Roman" w:hAnsi="Times New Roman" w:cs="Times New Roman"/>
+          <w:sz w:val="24"/>
+          <w:szCs w:val="24"/>
+          <w:lang w:eastAsia="ru-RU"/>
+        </w:rPr>
+        <w:t xml:space="preserve"> архитектурного убранства</w:t>
+      </w:r>
+      <w:r>
+        <w:rPr>
+          <w:rFonts w:ascii="Times New Roman" w:eastAsia="Times New Roman" w:hAnsi="Times New Roman" w:cs="Times New Roman"/>
+          <w:sz w:val="24"/>
+          <w:szCs w:val="24"/>
+          <w:lang w:eastAsia="ru-RU"/>
+        </w:rPr>
+        <w:t xml:space="preserve">. </w:t>
       </w:r>
       <w:r>
         <w:rPr>
@@ -212,7 +246,25 @@
           <w:szCs w:val="24"/>
           <w:lang w:eastAsia="ru-RU"/>
         </w:rPr>
-        <w:t>Первые послевоенные годы были посвящены расчистке интерьеров, консервации сохранившихся структур и подготовке к реставрации. Изучение сохранившихся декоративных элементов стало основой научной реконструкции</w:t>
+        <w:t xml:space="preserve">Первые послевоенные годы были посвящены расчистке интерьеров, консервации сохранившихся </w:t>
+      </w:r>
+      <w:r>
+        <w:rPr>
+          <w:rFonts w:ascii="Times New Roman" w:eastAsia="Times New Roman" w:hAnsi="Times New Roman" w:cs="Times New Roman"/>
+          <w:sz w:val="24"/>
+          <w:szCs w:val="24"/>
+          <w:lang w:eastAsia="ru-RU"/>
+        </w:rPr>
+        <w:t>объектов</w:t>
+      </w:r>
+      <w:r>
+        <w:rPr>
+          <w:rFonts w:ascii="Times New Roman" w:eastAsia="Times New Roman" w:hAnsi="Times New Roman" w:cs="Times New Roman"/>
+          <w:sz w:val="24"/>
+          <w:szCs w:val="24"/>
+          <w:lang w:eastAsia="ru-RU"/>
+        </w:rPr>
+        <w:t xml:space="preserve"> и подготовке к реставрации. Изучение сохранившихся декоративных элементов стало основой научной реконструкции</w:t>
       </w:r>
       <w:r>
         <w:rPr>
@@ -261,44 +313,19 @@
           <w:szCs w:val="24"/>
           <w:lang w:eastAsia="ru-RU"/>
         </w:rPr>
-        <w:t>С середины 1950-х годов восстановление приобрело системный характер. Акты комиссии Государственной инспекции по охране памятников 1957 и 1960 г</w:t>
-      </w:r>
-      <w:r>
-        <w:rPr>
-          <w:rFonts w:ascii="Times New Roman" w:eastAsia="Times New Roman" w:hAnsi="Times New Roman" w:cs="Times New Roman"/>
-          <w:sz w:val="24"/>
-          <w:szCs w:val="24"/>
-          <w:lang w:eastAsia="ru-RU"/>
-        </w:rPr>
-        <w:t>одов</w:t>
-      </w:r>
-      <w:r>
-        <w:rPr>
-          <w:rFonts w:ascii="Times New Roman" w:eastAsia="Times New Roman" w:hAnsi="Times New Roman" w:cs="Times New Roman"/>
-          <w:sz w:val="24"/>
-          <w:szCs w:val="24"/>
-          <w:lang w:eastAsia="ru-RU"/>
-        </w:rPr>
-        <w:t xml:space="preserve"> определяли методику реставрации, а генеральные планы и проекты восстановления 1959–1960 г</w:t>
-      </w:r>
-      <w:r>
-        <w:rPr>
-          <w:rFonts w:ascii="Times New Roman" w:eastAsia="Times New Roman" w:hAnsi="Times New Roman" w:cs="Times New Roman"/>
-          <w:sz w:val="24"/>
-          <w:szCs w:val="24"/>
-          <w:lang w:eastAsia="ru-RU"/>
-        </w:rPr>
-        <w:t>одов</w:t>
-      </w:r>
-      <w:r>
-        <w:rPr>
-          <w:rFonts w:ascii="Times New Roman" w:eastAsia="Times New Roman" w:hAnsi="Times New Roman" w:cs="Times New Roman"/>
-          <w:sz w:val="24"/>
-          <w:szCs w:val="24"/>
-          <w:lang w:eastAsia="ru-RU"/>
-        </w:rPr>
-        <w:t xml:space="preserve"> зафиксировали планировочные структуры и решения по фасадам и интерьерам. </w:t>
-      </w:r>
+        <w:t xml:space="preserve">Руководил проектом восстановления Александр Александрович </w:t>
+      </w:r>
+      <w:proofErr w:type="spellStart"/>
+      <w:r>
+        <w:rPr>
+          <w:rFonts w:ascii="Times New Roman" w:eastAsia="Times New Roman" w:hAnsi="Times New Roman" w:cs="Times New Roman"/>
+          <w:sz w:val="24"/>
+          <w:szCs w:val="24"/>
+          <w:lang w:eastAsia="ru-RU"/>
+        </w:rPr>
+        <w:t>Кедринский</w:t>
+      </w:r>
+      <w:proofErr w:type="spellEnd"/>
       <w:r>
         <w:rPr>
           <w:rFonts w:ascii="Times New Roman" w:eastAsia="Times New Roman" w:hAnsi="Times New Roman" w:cs="Times New Roman"/>
@@ -315,16 +342,90 @@
           <w:szCs w:val="24"/>
           <w:lang w:eastAsia="ru-RU"/>
         </w:rPr>
-        <w:t>В 1957 году власти приняли решение о полном восстановлении дворцового комплекса</w:t>
-      </w:r>
-      <w:r>
-        <w:rPr>
-          <w:rFonts w:ascii="Times New Roman" w:eastAsia="Times New Roman" w:hAnsi="Times New Roman" w:cs="Times New Roman"/>
-          <w:sz w:val="24"/>
-          <w:szCs w:val="24"/>
-          <w:lang w:eastAsia="ru-RU"/>
-        </w:rPr>
-        <w:t xml:space="preserve">. </w:t>
+        <w:t>- автор более трехсот проектов реставрации памятников Санкт-Петербурга, Петергоф</w:t>
+      </w:r>
+      <w:r>
+        <w:rPr>
+          <w:rFonts w:ascii="Times New Roman" w:eastAsia="Times New Roman" w:hAnsi="Times New Roman" w:cs="Times New Roman"/>
+          <w:sz w:val="24"/>
+          <w:szCs w:val="24"/>
+          <w:lang w:eastAsia="ru-RU"/>
+        </w:rPr>
+        <w:t>а, Павловска, Гатчины и</w:t>
+      </w:r>
+      <w:r>
+        <w:rPr>
+          <w:rFonts w:ascii="Times New Roman" w:eastAsia="Times New Roman" w:hAnsi="Times New Roman" w:cs="Times New Roman"/>
+          <w:sz w:val="24"/>
+          <w:szCs w:val="24"/>
+          <w:lang w:eastAsia="ru-RU"/>
+        </w:rPr>
+        <w:t xml:space="preserve"> главный архитектор</w:t>
+      </w:r>
+      <w:r>
+        <w:rPr>
+          <w:rFonts w:ascii="Times New Roman" w:eastAsia="Times New Roman" w:hAnsi="Times New Roman" w:cs="Times New Roman"/>
+          <w:sz w:val="24"/>
+          <w:szCs w:val="24"/>
+          <w:lang w:eastAsia="ru-RU"/>
+        </w:rPr>
+        <w:t xml:space="preserve"> проекта восстановления дворцово-паркового ансамбля Царского Села на протяжении 45 лет. Также </w:t>
+      </w:r>
+      <w:r>
+        <w:rPr>
+          <w:rFonts w:ascii="Times New Roman" w:eastAsia="Times New Roman" w:hAnsi="Times New Roman" w:cs="Times New Roman"/>
+          <w:sz w:val="24"/>
+          <w:szCs w:val="24"/>
+          <w:lang w:eastAsia="ru-RU"/>
+        </w:rPr>
+        <w:t xml:space="preserve">А.А. </w:t>
+      </w:r>
+      <w:proofErr w:type="spellStart"/>
+      <w:r>
+        <w:rPr>
+          <w:rFonts w:ascii="Times New Roman" w:eastAsia="Times New Roman" w:hAnsi="Times New Roman" w:cs="Times New Roman"/>
+          <w:sz w:val="24"/>
+          <w:szCs w:val="24"/>
+          <w:lang w:eastAsia="ru-RU"/>
+        </w:rPr>
+        <w:t>Кедринский</w:t>
+      </w:r>
+      <w:proofErr w:type="spellEnd"/>
+      <w:r>
+        <w:rPr>
+          <w:rFonts w:ascii="Times New Roman" w:eastAsia="Times New Roman" w:hAnsi="Times New Roman" w:cs="Times New Roman"/>
+          <w:sz w:val="24"/>
+          <w:szCs w:val="24"/>
+          <w:lang w:eastAsia="ru-RU"/>
+        </w:rPr>
+        <w:t xml:space="preserve"> являлся </w:t>
+      </w:r>
+      <w:r>
+        <w:rPr>
+          <w:rFonts w:ascii="Times New Roman" w:eastAsia="Times New Roman" w:hAnsi="Times New Roman" w:cs="Times New Roman"/>
+          <w:sz w:val="24"/>
+          <w:szCs w:val="24"/>
+          <w:lang w:eastAsia="ru-RU"/>
+        </w:rPr>
+        <w:t>автор</w:t>
+      </w:r>
+      <w:r>
+        <w:rPr>
+          <w:rFonts w:ascii="Times New Roman" w:eastAsia="Times New Roman" w:hAnsi="Times New Roman" w:cs="Times New Roman"/>
+          <w:sz w:val="24"/>
+          <w:szCs w:val="24"/>
+          <w:lang w:eastAsia="ru-RU"/>
+        </w:rPr>
+        <w:t>ом</w:t>
+      </w:r>
+      <w:r>
+        <w:rPr>
+          <w:rFonts w:ascii="Times New Roman" w:eastAsia="Times New Roman" w:hAnsi="Times New Roman" w:cs="Times New Roman"/>
+          <w:sz w:val="24"/>
+          <w:szCs w:val="24"/>
+          <w:lang w:eastAsia="ru-RU"/>
+        </w:rPr>
+        <w:t xml:space="preserve"> методики комплексного воссоздания дворцово-парковых ансамблей.</w:t>
       </w:r>
     </w:p>
     <w:p>
@@ -346,7 +447,70 @@
           <w:szCs w:val="24"/>
           <w:lang w:eastAsia="ru-RU"/>
         </w:rPr>
-        <w:t>Реставраторы вернули обстановку личных комнат Павла I, Китайской голубой гостиной, Опочивальни Марии Фёдоровны и других дворцовых залов.</w:t>
+        <w:t>С середины 1950-х годов восстановление приобрело системный характер. Акты комиссии Государственной инспекции по охране памятников 1957 и 1960 г</w:t>
+      </w:r>
+      <w:r>
+        <w:rPr>
+          <w:rFonts w:ascii="Times New Roman" w:eastAsia="Times New Roman" w:hAnsi="Times New Roman" w:cs="Times New Roman"/>
+          <w:sz w:val="24"/>
+          <w:szCs w:val="24"/>
+          <w:lang w:eastAsia="ru-RU"/>
+        </w:rPr>
+        <w:t>одов</w:t>
+      </w:r>
+      <w:r>
+        <w:rPr>
+          <w:rFonts w:ascii="Times New Roman" w:eastAsia="Times New Roman" w:hAnsi="Times New Roman" w:cs="Times New Roman"/>
+          <w:sz w:val="24"/>
+          <w:szCs w:val="24"/>
+          <w:lang w:eastAsia="ru-RU"/>
+        </w:rPr>
+        <w:t xml:space="preserve"> определяли методику реставрации, а генеральные планы и проекты восстановления 1959–1960 г</w:t>
+      </w:r>
+      <w:r>
+        <w:rPr>
+          <w:rFonts w:ascii="Times New Roman" w:eastAsia="Times New Roman" w:hAnsi="Times New Roman" w:cs="Times New Roman"/>
+          <w:sz w:val="24"/>
+          <w:szCs w:val="24"/>
+          <w:lang w:eastAsia="ru-RU"/>
+        </w:rPr>
+        <w:t>одов</w:t>
+      </w:r>
+      <w:r>
+        <w:rPr>
+          <w:rFonts w:ascii="Times New Roman" w:eastAsia="Times New Roman" w:hAnsi="Times New Roman" w:cs="Times New Roman"/>
+          <w:sz w:val="24"/>
+          <w:szCs w:val="24"/>
+          <w:lang w:eastAsia="ru-RU"/>
+        </w:rPr>
+        <w:t xml:space="preserve"> зафиксировали планировочные структуры и решения по фасадам и интерьерам. </w:t>
+      </w:r>
+      <w:r>
+        <w:rPr>
+          <w:rFonts w:ascii="Times New Roman" w:eastAsia="Times New Roman" w:hAnsi="Times New Roman" w:cs="Times New Roman"/>
+          <w:sz w:val="24"/>
+          <w:szCs w:val="24"/>
+          <w:lang w:eastAsia="ru-RU"/>
+        </w:rPr>
+        <w:t xml:space="preserve"> </w:t>
+      </w:r>
+      <w:r>
+        <w:rPr>
+          <w:rFonts w:ascii="Times New Roman" w:eastAsia="Times New Roman" w:hAnsi="Times New Roman" w:cs="Times New Roman"/>
+          <w:sz w:val="24"/>
+          <w:szCs w:val="24"/>
+          <w:lang w:eastAsia="ru-RU"/>
+        </w:rPr>
+        <w:t>В 1957 году власти приняли решение о полном восстановлении дворцового комплекса</w:t>
+      </w:r>
+      <w:r>
+        <w:rPr>
+          <w:rFonts w:ascii="Times New Roman" w:eastAsia="Times New Roman" w:hAnsi="Times New Roman" w:cs="Times New Roman"/>
+          <w:sz w:val="24"/>
+          <w:szCs w:val="24"/>
+          <w:lang w:eastAsia="ru-RU"/>
+        </w:rPr>
+        <w:t xml:space="preserve">. </w:t>
       </w:r>
     </w:p>
     <w:p>
@@ -368,7 +532,7 @@
           <w:szCs w:val="24"/>
           <w:lang w:eastAsia="ru-RU"/>
         </w:rPr>
-        <w:t>Первые залы встретили посетителей уже в 1959 году, однако реставрация дворца продолжается по сей день.</w:t>
+        <w:t>Реставраторы вернули обстановку личных комнат Павла I, Китайской голубой гостиной, Опочивальни Марии Фёдоровны и других дворцовых залов.</w:t>
       </w:r>
     </w:p>
     <w:p>
@@ -390,133 +554,7 @@
           <w:szCs w:val="24"/>
           <w:lang w:eastAsia="ru-RU"/>
         </w:rPr>
-        <w:t>В</w:t>
-      </w:r>
-      <w:r>
-        <w:rPr>
-          <w:rFonts w:ascii="Times New Roman" w:eastAsia="Times New Roman" w:hAnsi="Times New Roman" w:cs="Times New Roman"/>
-          <w:sz w:val="24"/>
-          <w:szCs w:val="24"/>
-          <w:lang w:eastAsia="ru-RU"/>
-        </w:rPr>
-        <w:t xml:space="preserve"> 1967 году </w:t>
-      </w:r>
-      <w:r>
-        <w:rPr>
-          <w:rFonts w:ascii="Times New Roman" w:eastAsia="Times New Roman" w:hAnsi="Times New Roman" w:cs="Times New Roman"/>
-          <w:sz w:val="24"/>
-          <w:szCs w:val="24"/>
-          <w:lang w:eastAsia="ru-RU"/>
-        </w:rPr>
-        <w:t>открыт после реставрации</w:t>
-      </w:r>
-      <w:r>
-        <w:rPr>
-          <w:rFonts w:ascii="Times New Roman" w:eastAsia="Times New Roman" w:hAnsi="Times New Roman" w:cs="Times New Roman"/>
-          <w:sz w:val="24"/>
-          <w:szCs w:val="24"/>
-          <w:lang w:eastAsia="ru-RU"/>
-        </w:rPr>
-        <w:t xml:space="preserve"> </w:t>
-      </w:r>
-      <w:r>
-        <w:rPr>
-          <w:rFonts w:ascii="Times New Roman" w:eastAsia="Times New Roman" w:hAnsi="Times New Roman" w:cs="Times New Roman"/>
-          <w:sz w:val="24"/>
-          <w:szCs w:val="24"/>
-          <w:lang w:eastAsia="ru-RU"/>
-        </w:rPr>
-        <w:t>Картинный зал</w:t>
-      </w:r>
-      <w:r>
-        <w:rPr>
-          <w:rFonts w:ascii="Times New Roman" w:eastAsia="Times New Roman" w:hAnsi="Times New Roman" w:cs="Times New Roman"/>
-          <w:sz w:val="24"/>
-          <w:szCs w:val="24"/>
-          <w:lang w:eastAsia="ru-RU"/>
-        </w:rPr>
-        <w:t>.</w:t>
-      </w:r>
-      <w:r>
-        <w:rPr>
-          <w:rFonts w:ascii="Times New Roman" w:eastAsia="Times New Roman" w:hAnsi="Times New Roman" w:cs="Times New Roman"/>
-          <w:sz w:val="24"/>
-          <w:szCs w:val="24"/>
-          <w:lang w:eastAsia="ru-RU"/>
-        </w:rPr>
-        <w:t xml:space="preserve"> В 1970-е годы</w:t>
-      </w:r>
-      <w:r>
-        <w:rPr>
-          <w:rFonts w:ascii="Times New Roman" w:eastAsia="Times New Roman" w:hAnsi="Times New Roman" w:cs="Times New Roman"/>
-          <w:sz w:val="24"/>
-          <w:szCs w:val="24"/>
-          <w:lang w:eastAsia="ru-RU"/>
-        </w:rPr>
-        <w:t xml:space="preserve"> </w:t>
-      </w:r>
-      <w:r>
-        <w:rPr>
-          <w:rFonts w:ascii="Times New Roman" w:eastAsia="Times New Roman" w:hAnsi="Times New Roman" w:cs="Times New Roman"/>
-          <w:sz w:val="24"/>
-          <w:szCs w:val="24"/>
-          <w:lang w:eastAsia="ru-RU"/>
-        </w:rPr>
-        <w:t xml:space="preserve">продолжилась </w:t>
-      </w:r>
-      <w:r>
-        <w:rPr>
-          <w:rFonts w:ascii="Times New Roman" w:eastAsia="Times New Roman" w:hAnsi="Times New Roman" w:cs="Times New Roman"/>
-          <w:sz w:val="24"/>
-          <w:szCs w:val="24"/>
-          <w:lang w:eastAsia="ru-RU"/>
-        </w:rPr>
-        <w:t>работа над резным</w:t>
-      </w:r>
-      <w:r>
-        <w:rPr>
-          <w:rFonts w:ascii="Times New Roman" w:eastAsia="Times New Roman" w:hAnsi="Times New Roman" w:cs="Times New Roman"/>
-          <w:sz w:val="24"/>
-          <w:szCs w:val="24"/>
-          <w:lang w:eastAsia="ru-RU"/>
-        </w:rPr>
-        <w:t xml:space="preserve"> декор</w:t>
-      </w:r>
-      <w:r>
-        <w:rPr>
-          <w:rFonts w:ascii="Times New Roman" w:eastAsia="Times New Roman" w:hAnsi="Times New Roman" w:cs="Times New Roman"/>
-          <w:sz w:val="24"/>
-          <w:szCs w:val="24"/>
-          <w:lang w:eastAsia="ru-RU"/>
-        </w:rPr>
-        <w:t>ом</w:t>
-      </w:r>
-      <w:r>
-        <w:rPr>
-          <w:rFonts w:ascii="Times New Roman" w:eastAsia="Times New Roman" w:hAnsi="Times New Roman" w:cs="Times New Roman"/>
-          <w:sz w:val="24"/>
-          <w:szCs w:val="24"/>
-          <w:lang w:eastAsia="ru-RU"/>
-        </w:rPr>
-        <w:t xml:space="preserve"> Большого зала</w:t>
-      </w:r>
-      <w:r>
-        <w:rPr>
-          <w:rFonts w:ascii="Times New Roman" w:eastAsia="Times New Roman" w:hAnsi="Times New Roman" w:cs="Times New Roman"/>
-          <w:sz w:val="24"/>
-          <w:szCs w:val="24"/>
-          <w:lang w:eastAsia="ru-RU"/>
-        </w:rPr>
-        <w:t xml:space="preserve">. </w:t>
-      </w:r>
-      <w:r>
-        <w:rPr>
-          <w:rFonts w:ascii="Times New Roman" w:eastAsia="Times New Roman" w:hAnsi="Times New Roman" w:cs="Times New Roman"/>
-          <w:sz w:val="24"/>
-          <w:szCs w:val="24"/>
-          <w:lang w:eastAsia="ru-RU"/>
-        </w:rPr>
-        <w:t xml:space="preserve"> </w:t>
+        <w:t>Первые залы встретили посетителей уже в 1959 году, однако реставрация дворца продолжается по сей день.</w:t>
       </w:r>
     </w:p>
     <w:p>
@@ -538,7 +576,279 @@
           <w:szCs w:val="24"/>
           <w:lang w:eastAsia="ru-RU"/>
         </w:rPr>
-        <w:t xml:space="preserve">В 1980-е годы значительная часть реставрационных усилий была направлена на объекты парковой архитектуры. </w:t>
+        <w:t>В</w:t>
+      </w:r>
+      <w:r>
+        <w:rPr>
+          <w:rFonts w:ascii="Times New Roman" w:eastAsia="Times New Roman" w:hAnsi="Times New Roman" w:cs="Times New Roman"/>
+          <w:sz w:val="24"/>
+          <w:szCs w:val="24"/>
+          <w:lang w:eastAsia="ru-RU"/>
+        </w:rPr>
+        <w:t xml:space="preserve"> 1967 году </w:t>
+      </w:r>
+      <w:r>
+        <w:rPr>
+          <w:rFonts w:ascii="Times New Roman" w:eastAsia="Times New Roman" w:hAnsi="Times New Roman" w:cs="Times New Roman"/>
+          <w:sz w:val="24"/>
+          <w:szCs w:val="24"/>
+          <w:lang w:eastAsia="ru-RU"/>
+        </w:rPr>
+        <w:t>открыт после реставрации</w:t>
+      </w:r>
+      <w:r>
+        <w:rPr>
+          <w:rFonts w:ascii="Times New Roman" w:eastAsia="Times New Roman" w:hAnsi="Times New Roman" w:cs="Times New Roman"/>
+          <w:sz w:val="24"/>
+          <w:szCs w:val="24"/>
+          <w:lang w:eastAsia="ru-RU"/>
+        </w:rPr>
+        <w:t xml:space="preserve"> </w:t>
+      </w:r>
+      <w:r>
+        <w:rPr>
+          <w:rFonts w:ascii="Times New Roman" w:eastAsia="Times New Roman" w:hAnsi="Times New Roman" w:cs="Times New Roman"/>
+          <w:sz w:val="24"/>
+          <w:szCs w:val="24"/>
+          <w:lang w:eastAsia="ru-RU"/>
+        </w:rPr>
+        <w:t>Картинный зал</w:t>
+      </w:r>
+      <w:r>
+        <w:rPr>
+          <w:rFonts w:ascii="Times New Roman" w:eastAsia="Times New Roman" w:hAnsi="Times New Roman" w:cs="Times New Roman"/>
+          <w:sz w:val="24"/>
+          <w:szCs w:val="24"/>
+          <w:lang w:eastAsia="ru-RU"/>
+        </w:rPr>
+        <w:t>.</w:t>
+      </w:r>
+      <w:r>
+        <w:rPr>
+          <w:rFonts w:ascii="Times New Roman" w:eastAsia="Times New Roman" w:hAnsi="Times New Roman" w:cs="Times New Roman"/>
+          <w:sz w:val="24"/>
+          <w:szCs w:val="24"/>
+          <w:lang w:eastAsia="ru-RU"/>
+        </w:rPr>
+        <w:t xml:space="preserve"> В 1970-е годы</w:t>
+      </w:r>
+      <w:r>
+        <w:rPr>
+          <w:rFonts w:ascii="Times New Roman" w:eastAsia="Times New Roman" w:hAnsi="Times New Roman" w:cs="Times New Roman"/>
+          <w:sz w:val="24"/>
+          <w:szCs w:val="24"/>
+          <w:lang w:eastAsia="ru-RU"/>
+        </w:rPr>
+        <w:t xml:space="preserve"> </w:t>
+      </w:r>
+      <w:r>
+        <w:rPr>
+          <w:rFonts w:ascii="Times New Roman" w:eastAsia="Times New Roman" w:hAnsi="Times New Roman" w:cs="Times New Roman"/>
+          <w:sz w:val="24"/>
+          <w:szCs w:val="24"/>
+          <w:lang w:eastAsia="ru-RU"/>
+        </w:rPr>
+        <w:t xml:space="preserve">продолжилась </w:t>
+      </w:r>
+      <w:r>
+        <w:rPr>
+          <w:rFonts w:ascii="Times New Roman" w:eastAsia="Times New Roman" w:hAnsi="Times New Roman" w:cs="Times New Roman"/>
+          <w:sz w:val="24"/>
+          <w:szCs w:val="24"/>
+          <w:lang w:eastAsia="ru-RU"/>
+        </w:rPr>
+        <w:t>работа над резным</w:t>
+      </w:r>
+      <w:r>
+        <w:rPr>
+          <w:rFonts w:ascii="Times New Roman" w:eastAsia="Times New Roman" w:hAnsi="Times New Roman" w:cs="Times New Roman"/>
+          <w:sz w:val="24"/>
+          <w:szCs w:val="24"/>
+          <w:lang w:eastAsia="ru-RU"/>
+        </w:rPr>
+        <w:t xml:space="preserve"> декор</w:t>
+      </w:r>
+      <w:r>
+        <w:rPr>
+          <w:rFonts w:ascii="Times New Roman" w:eastAsia="Times New Roman" w:hAnsi="Times New Roman" w:cs="Times New Roman"/>
+          <w:sz w:val="24"/>
+          <w:szCs w:val="24"/>
+          <w:lang w:eastAsia="ru-RU"/>
+        </w:rPr>
+        <w:t>ом</w:t>
+      </w:r>
+      <w:r>
+        <w:rPr>
+          <w:rFonts w:ascii="Times New Roman" w:eastAsia="Times New Roman" w:hAnsi="Times New Roman" w:cs="Times New Roman"/>
+          <w:sz w:val="24"/>
+          <w:szCs w:val="24"/>
+          <w:lang w:eastAsia="ru-RU"/>
+        </w:rPr>
+        <w:t xml:space="preserve"> Большого зала</w:t>
+      </w:r>
+      <w:r>
+        <w:rPr>
+          <w:rFonts w:ascii="Times New Roman" w:eastAsia="Times New Roman" w:hAnsi="Times New Roman" w:cs="Times New Roman"/>
+          <w:sz w:val="24"/>
+          <w:szCs w:val="24"/>
+          <w:lang w:eastAsia="ru-RU"/>
+        </w:rPr>
+        <w:t xml:space="preserve">. </w:t>
+      </w:r>
+      <w:r>
+        <w:rPr>
+          <w:rFonts w:ascii="Times New Roman" w:eastAsia="Times New Roman" w:hAnsi="Times New Roman" w:cs="Times New Roman"/>
+          <w:sz w:val="24"/>
+          <w:szCs w:val="24"/>
+          <w:lang w:eastAsia="ru-RU"/>
+        </w:rPr>
+        <w:t xml:space="preserve">Реставрацию паркета (Картинный зал) </w:t>
+      </w:r>
+      <w:r>
+        <w:rPr>
+          <w:rFonts w:ascii="Times New Roman" w:eastAsia="Times New Roman" w:hAnsi="Times New Roman" w:cs="Times New Roman"/>
+          <w:sz w:val="24"/>
+          <w:szCs w:val="24"/>
+          <w:lang w:eastAsia="ru-RU"/>
+        </w:rPr>
+        <w:t>по авторским чертежам Ф</w:t>
+      </w:r>
+      <w:r>
+        <w:rPr>
+          <w:rFonts w:ascii="Times New Roman" w:eastAsia="Times New Roman" w:hAnsi="Times New Roman" w:cs="Times New Roman"/>
+          <w:sz w:val="24"/>
+          <w:szCs w:val="24"/>
+          <w:lang w:eastAsia="ru-RU"/>
+        </w:rPr>
+        <w:t>.</w:t>
+      </w:r>
+      <w:r>
+        <w:rPr>
+          <w:rFonts w:ascii="Times New Roman" w:eastAsia="Times New Roman" w:hAnsi="Times New Roman" w:cs="Times New Roman"/>
+          <w:sz w:val="24"/>
+          <w:szCs w:val="24"/>
+          <w:lang w:eastAsia="ru-RU"/>
+        </w:rPr>
+        <w:t xml:space="preserve"> Растрелли и сохранившемуся фрагменту из мореного и светлого дуба</w:t>
+      </w:r>
+      <w:r>
+        <w:rPr>
+          <w:rFonts w:ascii="Times New Roman" w:eastAsia="Times New Roman" w:hAnsi="Times New Roman" w:cs="Times New Roman"/>
+          <w:sz w:val="24"/>
+          <w:szCs w:val="24"/>
+          <w:lang w:eastAsia="ru-RU"/>
+        </w:rPr>
+        <w:t xml:space="preserve"> </w:t>
+      </w:r>
+      <w:r>
+        <w:rPr>
+          <w:rFonts w:ascii="Times New Roman" w:eastAsia="Times New Roman" w:hAnsi="Times New Roman" w:cs="Times New Roman"/>
+          <w:sz w:val="24"/>
+          <w:szCs w:val="24"/>
+          <w:lang w:eastAsia="ru-RU"/>
+        </w:rPr>
+        <w:t>выполнила бригада под руководством</w:t>
+      </w:r>
+      <w:r>
+        <w:rPr>
+          <w:rFonts w:ascii="Times New Roman" w:eastAsia="Times New Roman" w:hAnsi="Times New Roman" w:cs="Times New Roman"/>
+          <w:sz w:val="24"/>
+          <w:szCs w:val="24"/>
+          <w:lang w:eastAsia="ru-RU"/>
+        </w:rPr>
+        <w:t xml:space="preserve"> </w:t>
+      </w:r>
+      <w:r>
+        <w:rPr>
+          <w:rFonts w:ascii="Times New Roman" w:eastAsia="Times New Roman" w:hAnsi="Times New Roman" w:cs="Times New Roman"/>
+          <w:sz w:val="24"/>
+          <w:szCs w:val="24"/>
+          <w:lang w:eastAsia="ru-RU"/>
+        </w:rPr>
+        <w:t>Е.Ф.</w:t>
+      </w:r>
+      <w:r>
+        <w:rPr>
+          <w:rFonts w:ascii="Times New Roman" w:eastAsia="Times New Roman" w:hAnsi="Times New Roman" w:cs="Times New Roman"/>
+          <w:sz w:val="24"/>
+          <w:szCs w:val="24"/>
+          <w:lang w:eastAsia="ru-RU"/>
+        </w:rPr>
+        <w:t xml:space="preserve"> Кудряшова.</w:t>
+      </w:r>
+      <w:r>
+        <w:rPr>
+          <w:rFonts w:ascii="Times New Roman" w:eastAsia="Times New Roman" w:hAnsi="Times New Roman" w:cs="Times New Roman"/>
+          <w:sz w:val="24"/>
+          <w:szCs w:val="24"/>
+          <w:lang w:eastAsia="ru-RU"/>
+        </w:rPr>
+        <w:t xml:space="preserve"> Неоценимый вклад в восстановление резного декора</w:t>
+      </w:r>
+      <w:r>
+        <w:rPr>
+          <w:rFonts w:ascii="Times New Roman" w:eastAsia="Times New Roman" w:hAnsi="Times New Roman" w:cs="Times New Roman"/>
+          <w:sz w:val="24"/>
+          <w:szCs w:val="24"/>
+          <w:lang w:eastAsia="ru-RU"/>
+        </w:rPr>
+        <w:t xml:space="preserve"> </w:t>
+      </w:r>
+      <w:r>
+        <w:rPr>
+          <w:rFonts w:ascii="Times New Roman" w:eastAsia="Times New Roman" w:hAnsi="Times New Roman" w:cs="Times New Roman"/>
+          <w:sz w:val="24"/>
+          <w:szCs w:val="24"/>
+          <w:lang w:eastAsia="ru-RU"/>
+        </w:rPr>
+        <w:t>внесли</w:t>
+      </w:r>
+      <w:r>
+        <w:rPr>
+          <w:rFonts w:ascii="Times New Roman" w:eastAsia="Times New Roman" w:hAnsi="Times New Roman" w:cs="Times New Roman"/>
+          <w:sz w:val="24"/>
+          <w:szCs w:val="24"/>
+          <w:lang w:eastAsia="ru-RU"/>
+        </w:rPr>
+        <w:t xml:space="preserve"> </w:t>
+      </w:r>
+      <w:r>
+        <w:rPr>
+          <w:rFonts w:ascii="Times New Roman" w:eastAsia="Times New Roman" w:hAnsi="Times New Roman" w:cs="Times New Roman"/>
+          <w:sz w:val="24"/>
+          <w:szCs w:val="24"/>
+          <w:lang w:eastAsia="ru-RU"/>
+        </w:rPr>
+        <w:t xml:space="preserve">резчики-реставраторы </w:t>
+      </w:r>
+      <w:r>
+        <w:rPr>
+          <w:rFonts w:ascii="Times New Roman" w:eastAsia="Times New Roman" w:hAnsi="Times New Roman" w:cs="Times New Roman"/>
+          <w:sz w:val="24"/>
+          <w:szCs w:val="24"/>
+          <w:lang w:eastAsia="ru-RU"/>
+        </w:rPr>
+        <w:t xml:space="preserve">А. К. </w:t>
+      </w:r>
+      <w:proofErr w:type="spellStart"/>
+      <w:r>
+        <w:rPr>
+          <w:rFonts w:ascii="Times New Roman" w:eastAsia="Times New Roman" w:hAnsi="Times New Roman" w:cs="Times New Roman"/>
+          <w:sz w:val="24"/>
+          <w:szCs w:val="24"/>
+          <w:lang w:eastAsia="ru-RU"/>
+        </w:rPr>
+        <w:t>Кочуев</w:t>
+      </w:r>
+      <w:proofErr w:type="spellEnd"/>
+      <w:r>
+        <w:rPr>
+          <w:rFonts w:ascii="Times New Roman" w:eastAsia="Times New Roman" w:hAnsi="Times New Roman" w:cs="Times New Roman"/>
+          <w:sz w:val="24"/>
+          <w:szCs w:val="24"/>
+          <w:lang w:eastAsia="ru-RU"/>
+        </w:rPr>
+        <w:t xml:space="preserve">, А. В. Виноградов, Ю. М. Козлов, О. Ф. Тимофеев, В. А. Богданов, М. Ф. Зуев. </w:t>
       </w:r>
     </w:p>
     <w:p>
@@ -560,7 +870,7 @@
           <w:szCs w:val="24"/>
           <w:lang w:eastAsia="ru-RU"/>
         </w:rPr>
-        <w:t>В 1990-е годы процесс реставрации столкнулся с множеством проблем: отсутствие стабильного финансирования, необходимость повторного обследования конструкций и обновления проектных решений. Тем не менее работы продолжались, опираясь на ранее созданные архивные комплексы, реставрационные задания и выверенные методики.</w:t>
+        <w:t xml:space="preserve">В 1980-е годы значительная часть реставрационных усилий была направлена на объекты парковой архитектуры. </w:t>
       </w:r>
     </w:p>
     <w:p>
@@ -582,61 +892,17 @@
           <w:szCs w:val="24"/>
           <w:lang w:eastAsia="ru-RU"/>
         </w:rPr>
-        <w:t>Одной</w:t>
-      </w:r>
-      <w:r>
-        <w:rPr>
-          <w:rFonts w:ascii="Times New Roman" w:eastAsia="Times New Roman" w:hAnsi="Times New Roman" w:cs="Times New Roman"/>
-          <w:sz w:val="24"/>
-          <w:szCs w:val="24"/>
-          <w:lang w:eastAsia="ru-RU"/>
-        </w:rPr>
-        <w:t xml:space="preserve"> из самых больших культурологических потерь войны </w:t>
-      </w:r>
-      <w:r>
-        <w:rPr>
-          <w:rFonts w:ascii="Times New Roman" w:eastAsia="Times New Roman" w:hAnsi="Times New Roman" w:cs="Times New Roman"/>
-          <w:sz w:val="24"/>
-          <w:szCs w:val="24"/>
-          <w:lang w:eastAsia="ru-RU"/>
-        </w:rPr>
-        <w:t xml:space="preserve">стала </w:t>
-      </w:r>
-      <w:r>
-        <w:rPr>
-          <w:rFonts w:ascii="Times New Roman" w:eastAsia="Times New Roman" w:hAnsi="Times New Roman" w:cs="Times New Roman"/>
-          <w:sz w:val="24"/>
-          <w:szCs w:val="24"/>
-          <w:lang w:eastAsia="ru-RU"/>
-        </w:rPr>
-        <w:t xml:space="preserve">бесследно пропавшая </w:t>
-      </w:r>
-      <w:r>
-        <w:rPr>
-          <w:rFonts w:ascii="Times New Roman" w:eastAsia="Times New Roman" w:hAnsi="Times New Roman" w:cs="Times New Roman"/>
-          <w:sz w:val="24"/>
-          <w:szCs w:val="24"/>
-          <w:lang w:eastAsia="ru-RU"/>
-        </w:rPr>
-        <w:t xml:space="preserve">из Екатерининского дворца </w:t>
-      </w:r>
-      <w:r>
-        <w:rPr>
-          <w:rFonts w:ascii="Times New Roman" w:eastAsia="Times New Roman" w:hAnsi="Times New Roman" w:cs="Times New Roman"/>
-          <w:sz w:val="24"/>
-          <w:szCs w:val="24"/>
-          <w:lang w:eastAsia="ru-RU"/>
-        </w:rPr>
-        <w:t>Янтарная комната. Лишь в 2000-х в Россию вернулись ее небольшие фрагменты, но основную часть пришлось полностью воссоздавать - работы завершились в 2003 году.</w:t>
-      </w:r>
-      <w:r>
-        <w:rPr>
-          <w:rFonts w:ascii="Times New Roman" w:eastAsia="Times New Roman" w:hAnsi="Times New Roman" w:cs="Times New Roman"/>
-          <w:sz w:val="24"/>
-          <w:szCs w:val="24"/>
-          <w:lang w:eastAsia="ru-RU"/>
-        </w:rPr>
-        <w:t xml:space="preserve"> </w:t>
+        <w:t xml:space="preserve">В 1990-е годы процесс реставрации столкнулся с множеством проблем: отсутствие стабильного финансирования, необходимость повторного обследования конструкций и </w:t>
+      </w:r>
+      <w:r>
+        <w:rPr>
+          <w:rFonts w:ascii="Times New Roman" w:eastAsia="Times New Roman" w:hAnsi="Times New Roman" w:cs="Times New Roman"/>
+          <w:sz w:val="24"/>
+          <w:szCs w:val="24"/>
+          <w:lang w:eastAsia="ru-RU"/>
+        </w:rPr>
+        <w:lastRenderedPageBreak/>
+        <w:t>обновления проектных решений. Тем не менее работы продолжались, опираясь на ранее созданные архивные комплексы, реставрационные задания и выверенные методики.</w:t>
       </w:r>
     </w:p>
     <w:p>
@@ -658,37 +924,61 @@
           <w:szCs w:val="24"/>
           <w:lang w:eastAsia="ru-RU"/>
         </w:rPr>
-        <w:t xml:space="preserve">В 2019 году отреставрировали церковь Воскресения Христова – архитектурный шедевр XVIII века, созданный по проекту </w:t>
-      </w:r>
-      <w:proofErr w:type="spellStart"/>
-      <w:r>
-        <w:rPr>
-          <w:rFonts w:ascii="Times New Roman" w:eastAsia="Times New Roman" w:hAnsi="Times New Roman" w:cs="Times New Roman"/>
-          <w:sz w:val="24"/>
-          <w:szCs w:val="24"/>
-          <w:lang w:eastAsia="ru-RU"/>
-        </w:rPr>
-        <w:t>Франческо</w:t>
-      </w:r>
-      <w:proofErr w:type="spellEnd"/>
-      <w:r>
-        <w:rPr>
-          <w:rFonts w:ascii="Times New Roman" w:eastAsia="Times New Roman" w:hAnsi="Times New Roman" w:cs="Times New Roman"/>
-          <w:sz w:val="24"/>
-          <w:szCs w:val="24"/>
-          <w:lang w:eastAsia="ru-RU"/>
-        </w:rPr>
-        <w:t xml:space="preserve"> Растрелли. Её интерьер серьёзно </w:t>
-      </w:r>
-      <w:r>
-        <w:rPr>
-          <w:rFonts w:ascii="Times New Roman" w:eastAsia="Times New Roman" w:hAnsi="Times New Roman" w:cs="Times New Roman"/>
-          <w:sz w:val="24"/>
-          <w:szCs w:val="24"/>
-          <w:lang w:eastAsia="ru-RU"/>
-        </w:rPr>
-        <w:lastRenderedPageBreak/>
-        <w:t>пострадал. Оккупанты вырезали живописные холсты икон из рам и центральную часть плафона.</w:t>
+        <w:t>Одной</w:t>
+      </w:r>
+      <w:r>
+        <w:rPr>
+          <w:rFonts w:ascii="Times New Roman" w:eastAsia="Times New Roman" w:hAnsi="Times New Roman" w:cs="Times New Roman"/>
+          <w:sz w:val="24"/>
+          <w:szCs w:val="24"/>
+          <w:lang w:eastAsia="ru-RU"/>
+        </w:rPr>
+        <w:t xml:space="preserve"> из самых больших культурологических потерь войны </w:t>
+      </w:r>
+      <w:r>
+        <w:rPr>
+          <w:rFonts w:ascii="Times New Roman" w:eastAsia="Times New Roman" w:hAnsi="Times New Roman" w:cs="Times New Roman"/>
+          <w:sz w:val="24"/>
+          <w:szCs w:val="24"/>
+          <w:lang w:eastAsia="ru-RU"/>
+        </w:rPr>
+        <w:t xml:space="preserve">стала </w:t>
+      </w:r>
+      <w:r>
+        <w:rPr>
+          <w:rFonts w:ascii="Times New Roman" w:eastAsia="Times New Roman" w:hAnsi="Times New Roman" w:cs="Times New Roman"/>
+          <w:sz w:val="24"/>
+          <w:szCs w:val="24"/>
+          <w:lang w:eastAsia="ru-RU"/>
+        </w:rPr>
+        <w:t xml:space="preserve">бесследно пропавшая </w:t>
+      </w:r>
+      <w:r>
+        <w:rPr>
+          <w:rFonts w:ascii="Times New Roman" w:eastAsia="Times New Roman" w:hAnsi="Times New Roman" w:cs="Times New Roman"/>
+          <w:sz w:val="24"/>
+          <w:szCs w:val="24"/>
+          <w:lang w:eastAsia="ru-RU"/>
+        </w:rPr>
+        <w:t xml:space="preserve">из Екатерининского дворца </w:t>
+      </w:r>
+      <w:r>
+        <w:rPr>
+          <w:rFonts w:ascii="Times New Roman" w:eastAsia="Times New Roman" w:hAnsi="Times New Roman" w:cs="Times New Roman"/>
+          <w:sz w:val="24"/>
+          <w:szCs w:val="24"/>
+          <w:lang w:eastAsia="ru-RU"/>
+        </w:rPr>
+        <w:t>Янтарная комната. Лишь в 2000-х в Россию вернулись ее небольшие фрагменты, но основную часть пришлось полностью воссоздавать - работы завершились в 2003 году.</w:t>
+      </w:r>
+      <w:r>
+        <w:rPr>
+          <w:rFonts w:ascii="Times New Roman" w:eastAsia="Times New Roman" w:hAnsi="Times New Roman" w:cs="Times New Roman"/>
+          <w:sz w:val="24"/>
+          <w:szCs w:val="24"/>
+          <w:lang w:eastAsia="ru-RU"/>
+        </w:rPr>
+        <w:t xml:space="preserve"> </w:t>
       </w:r>
     </w:p>
     <w:p>
@@ -710,7 +1000,76 @@
           <w:szCs w:val="24"/>
           <w:lang w:eastAsia="ru-RU"/>
         </w:rPr>
-        <w:t>Главное событие 2024 года – открытие в декабре личных интерьеров Екатерины II в Зубовском флигеле Екатерининского дворца. Декоративная отделка этих изысканных интерьеров была утрачена во время Великой Отечественной войны. Мастера в</w:t>
+        <w:t>В 2019 году отреставрировал</w:t>
+      </w:r>
+      <w:r>
+        <w:rPr>
+          <w:rFonts w:ascii="Times New Roman" w:eastAsia="Times New Roman" w:hAnsi="Times New Roman" w:cs="Times New Roman"/>
+          <w:sz w:val="24"/>
+          <w:szCs w:val="24"/>
+          <w:lang w:eastAsia="ru-RU"/>
+        </w:rPr>
+        <w:t>и церковь Воскресения Христова -</w:t>
+      </w:r>
+      <w:r>
+        <w:rPr>
+          <w:rFonts w:ascii="Times New Roman" w:eastAsia="Times New Roman" w:hAnsi="Times New Roman" w:cs="Times New Roman"/>
+          <w:sz w:val="24"/>
+          <w:szCs w:val="24"/>
+          <w:lang w:eastAsia="ru-RU"/>
+        </w:rPr>
+        <w:t xml:space="preserve"> архитектурный шедевр XVIII века, созданный по проекту Ф</w:t>
+      </w:r>
+      <w:r>
+        <w:rPr>
+          <w:rFonts w:ascii="Times New Roman" w:eastAsia="Times New Roman" w:hAnsi="Times New Roman" w:cs="Times New Roman"/>
+          <w:sz w:val="24"/>
+          <w:szCs w:val="24"/>
+          <w:lang w:eastAsia="ru-RU"/>
+        </w:rPr>
+        <w:t>.</w:t>
+      </w:r>
+      <w:bookmarkStart w:id="0" w:name="_GoBack"/>
+      <w:bookmarkEnd w:id="0"/>
+      <w:r>
+        <w:rPr>
+          <w:rFonts w:ascii="Times New Roman" w:eastAsia="Times New Roman" w:hAnsi="Times New Roman" w:cs="Times New Roman"/>
+          <w:sz w:val="24"/>
+          <w:szCs w:val="24"/>
+          <w:lang w:eastAsia="ru-RU"/>
+        </w:rPr>
+        <w:t xml:space="preserve"> Растрелли. Её интерьер серьёзно пострадал. Оккупанты вырезали живописные холсты икон из рам и центральную часть плафона.</w:t>
+      </w:r>
+    </w:p>
+    <w:p>
+      <w:pPr>
+        <w:spacing w:after="0" w:line="360" w:lineRule="auto"/>
+        <w:ind w:firstLine="709"/>
+        <w:jc w:val="both"/>
+        <w:rPr>
+          <w:rFonts w:ascii="Times New Roman" w:eastAsia="Times New Roman" w:hAnsi="Times New Roman" w:cs="Times New Roman"/>
+          <w:sz w:val="24"/>
+          <w:szCs w:val="24"/>
+          <w:lang w:eastAsia="ru-RU"/>
+        </w:rPr>
+      </w:pPr>
+      <w:r>
+        <w:rPr>
+          <w:rFonts w:ascii="Times New Roman" w:eastAsia="Times New Roman" w:hAnsi="Times New Roman" w:cs="Times New Roman"/>
+          <w:sz w:val="24"/>
+          <w:szCs w:val="24"/>
+          <w:lang w:eastAsia="ru-RU"/>
+        </w:rPr>
+        <w:t>Главное событие 2024 года -</w:t>
+      </w:r>
+      <w:r>
+        <w:rPr>
+          <w:rFonts w:ascii="Times New Roman" w:eastAsia="Times New Roman" w:hAnsi="Times New Roman" w:cs="Times New Roman"/>
+          <w:sz w:val="24"/>
+          <w:szCs w:val="24"/>
+          <w:lang w:eastAsia="ru-RU"/>
+        </w:rPr>
+        <w:t xml:space="preserve"> открытие в декабре личных интерьеров Екатерины II в Зубовском флигеле Екатерининского дворца. Декоративная отделка этих изысканных интерьеров была утрачена во время Великой Отечественной войны. Мастера в</w:t>
       </w:r>
       <w:r>
         <w:rPr>
@@ -744,7 +1103,25 @@
           <w:szCs w:val="24"/>
           <w:lang w:eastAsia="ru-RU"/>
         </w:rPr>
-        <w:t xml:space="preserve">Материалы ГМЗ «Царское Село» и проектно-техническая документация ЦГАНТД СПб позволяют проследить этот путь — от </w:t>
+        <w:t xml:space="preserve">Материалы ГМЗ «Царское Село» и проектно-техническая документация ЦГАНТД СПб </w:t>
+      </w:r>
+      <w:r>
+        <w:rPr>
+          <w:rFonts w:ascii="Times New Roman" w:eastAsia="Times New Roman" w:hAnsi="Times New Roman" w:cs="Times New Roman"/>
+          <w:sz w:val="24"/>
+          <w:szCs w:val="24"/>
+          <w:lang w:eastAsia="ru-RU"/>
+        </w:rPr>
+        <w:t>позволяют проследить этот путь -</w:t>
+      </w:r>
+      <w:r>
+        <w:rPr>
+          <w:rFonts w:ascii="Times New Roman" w:eastAsia="Times New Roman" w:hAnsi="Times New Roman" w:cs="Times New Roman"/>
+          <w:sz w:val="24"/>
+          <w:szCs w:val="24"/>
+          <w:lang w:eastAsia="ru-RU"/>
+        </w:rPr>
+        <w:t xml:space="preserve"> от </w:t>
       </w:r>
       <w:r>
         <w:rPr>
